--- a/output_receita_federal/instrucao_normativa_rfb/documents/in_rfb_2066_20220224.docx
+++ b/output_receita_federal/instrucao_normativa_rfb/documents/in_rfb_2066_20220224.docx
@@ -8,6 +8,14 @@
           <w:b/>
         </w:rPr>
         <w:t>Instrução Normativa RFB nº 2066, de 24 de fevereiro de 2022</w:t>
+      </w:r>
+    </w:p>
+    <w:p>
+      <w:r>
+        <w:rPr>
+          <w:i/>
+        </w:rPr>
+        <w:t>[Revogado(a) pelo(a) Instrução Normativa RFB nº 2320, de 6 de abril de 2026]</w:t>
       </w:r>
     </w:p>
     <w:p>
@@ -73,6 +81,9 @@
         <w:t xml:space="preserve">CAPÍTULO I </w:t>
       </w:r>
       <w:r>
+        <w:br/>
+      </w:r>
+      <w:r>
         <w:t>DISPOSIÇÕES PRELIMINARES</w:t>
       </w:r>
     </w:p>
@@ -132,6 +143,9 @@
     <w:p>
       <w:r>
         <w:t xml:space="preserve">CAPÍTULO II </w:t>
+      </w:r>
+      <w:r>
+        <w:br/>
       </w:r>
       <w:r>
         <w:t>DO ACESSO AO E-CAC</w:t>
@@ -222,6 +236,9 @@
         <w:t xml:space="preserve">CAPÍTULO III </w:t>
       </w:r>
       <w:r>
+        <w:br/>
+      </w:r>
+      <w:r>
         <w:t>DO ACESSO AO E-CAC POR REPRESENTAÇÃO</w:t>
       </w:r>
     </w:p>
@@ -232,7 +249,23 @@
     </w:p>
     <w:p>
       <w:r>
-        <w:t>Art. 7º Nos casos em que não for possível cadastrar uma conta gov.br, o cidadão poderá emitir a solicitação de procuração digital no endereço eletrônico informado no parágrafo único do art. 1º, que conterá hora oficial de Brasília, data de emissão e código de controle.</w:t>
+        <w:t>Art. 7º Nos casos em que não for possível cadastrar uma conta gov.br com Identidade Digital Prata ou Ouro, o cidadão poderá emitir a solicitação de procuração digital no endereço eletrônico informado no parágrafo único do art. 1º, que conterá hora oficial de Brasília, data de emissão e código de controle.</w:t>
+      </w:r>
+    </w:p>
+    <w:p>
+      <w:r>
+        <w:rPr>
+          <w:i/>
+        </w:rPr>
+        <w:t>[Redação dada pelo(a) Instrução Normativa RFB nº 2149, de 5 de julho de 2023]</w:t>
+      </w:r>
+    </w:p>
+    <w:p>
+      <w:r>
+        <w:rPr>
+          <w:i/>
+        </w:rPr>
+        <w:t>[Vide o(a) Instrução Normativa RFB nº 2149, de 5 de julho de 2023]</w:t>
       </w:r>
     </w:p>
     <w:p>
@@ -252,7 +285,23 @@
     </w:p>
     <w:p>
       <w:r>
-        <w:t>III - por procurador constituído por procuração pública específica, com poderes próprios para a realização da outorga a que se refere o inciso I do art. 8º; ou</w:t>
+        <w:t>III - por procurador constituído por procuração pública com poderes para representar o outorgante perante órgãos públicos federais ou a RFB e, ainda, para substabelecer; ou</w:t>
+      </w:r>
+    </w:p>
+    <w:p>
+      <w:r>
+        <w:rPr>
+          <w:i/>
+        </w:rPr>
+        <w:t>[Redação dada pelo(a) Instrução Normativa RFB nº 2149, de 5 de julho de 2023]</w:t>
+      </w:r>
+    </w:p>
+    <w:p>
+      <w:r>
+        <w:rPr>
+          <w:i/>
+        </w:rPr>
+        <w:t>[Vide o(a) Instrução Normativa RFB nº 2149, de 5 de julho de 2023]</w:t>
       </w:r>
     </w:p>
     <w:p>
@@ -267,7 +316,98 @@
     </w:p>
     <w:p>
       <w:r>
-        <w:t>I - por meio de processo digital aberto no e-CAC, obrigatoriamente, no caso de conter reconhecimento de firma em cartório;</w:t>
+        <w:t>I - por meio de processo digital aberto no e-CAC, obrigatoriamente, nos casos de conter:</w:t>
+      </w:r>
+    </w:p>
+    <w:p>
+      <w:r>
+        <w:rPr>
+          <w:i/>
+        </w:rPr>
+        <w:t>[Redação dada pelo(a) Instrução Normativa RFB nº 2149, de 5 de julho de 2023]</w:t>
+      </w:r>
+    </w:p>
+    <w:p>
+      <w:r>
+        <w:rPr>
+          <w:i/>
+        </w:rPr>
+        <w:t>[Vide o(a) Instrução Normativa RFB nº 2149, de 5 de julho de 2023]</w:t>
+      </w:r>
+    </w:p>
+    <w:p>
+      <w:r>
+        <w:t>a) reconhecimento de firma por cartório ou pelo Ministério das Relações Exteriores;</w:t>
+      </w:r>
+    </w:p>
+    <w:p>
+      <w:r>
+        <w:rPr>
+          <w:i/>
+        </w:rPr>
+        <w:t>[Incluído(a) pelo(a) Instrução Normativa RFB nº 2149, de 5 de julho de 2023]</w:t>
+      </w:r>
+    </w:p>
+    <w:p>
+      <w:r>
+        <w:rPr>
+          <w:i/>
+        </w:rPr>
+        <w:t>[Vide o(a) Instrução Normativa RFB nº 2149, de 5 de julho de 2023]</w:t>
+      </w:r>
+    </w:p>
+    <w:p>
+      <w:r>
+        <w:t xml:space="preserve">b) assinatura eletrônica realizada por contas digitais gov.br, conforme art. 6º do </w:t>
+      </w:r>
+      <w:r>
+        <w:t>Decreto nº 10.543, de 13 de novembro de 2020</w:t>
+      </w:r>
+      <w:r>
+        <w:t>, nas hipóteses previstas nos incisos III e IV do § 1º; ou</w:t>
+      </w:r>
+    </w:p>
+    <w:p>
+      <w:r>
+        <w:rPr>
+          <w:i/>
+        </w:rPr>
+        <w:t>[Incluído(a) pelo(a) Instrução Normativa RFB nº 2149, de 5 de julho de 2023]</w:t>
+      </w:r>
+    </w:p>
+    <w:p>
+      <w:r>
+        <w:rPr>
+          <w:i/>
+        </w:rPr>
+        <w:t>[Vide o(a) Instrução Normativa RFB nº 2149, de 5 de julho de 2023]</w:t>
+      </w:r>
+    </w:p>
+    <w:p>
+      <w:r>
+        <w:t xml:space="preserve">c) assinatura qualificada, nas hipóteses previstas nos incisos III e IV do § 1º, conforme inciso III do art. 4º do </w:t>
+      </w:r>
+      <w:r>
+        <w:t>Decreto nº 10.543, de 2020</w:t>
+      </w:r>
+      <w:r>
+        <w:t>.</w:t>
+      </w:r>
+    </w:p>
+    <w:p>
+      <w:r>
+        <w:rPr>
+          <w:i/>
+        </w:rPr>
+        <w:t>[Incluído(a) pelo(a) Instrução Normativa RFB nº 2149, de 5 de julho de 2023]</w:t>
+      </w:r>
+    </w:p>
+    <w:p>
+      <w:r>
+        <w:rPr>
+          <w:i/>
+        </w:rPr>
+        <w:t>[Vide o(a) Instrução Normativa RFB nº 2149, de 5 de julho de 2023]</w:t>
       </w:r>
     </w:p>
     <w:p>
@@ -370,6 +510,9 @@
         <w:t xml:space="preserve">CAPÍTULO IV </w:t>
       </w:r>
       <w:r>
+        <w:br/>
+      </w:r>
+      <w:r>
         <w:t>DO PERÍODO DE TRANSIÇÃO</w:t>
       </w:r>
     </w:p>
@@ -431,6 +574,9 @@
     <w:p>
       <w:r>
         <w:t xml:space="preserve">CAPÍTULO V </w:t>
+      </w:r>
+      <w:r>
+        <w:br/>
       </w:r>
       <w:r>
         <w:t>DISPOSIÇÕES FINAIS</w:t>
